--- a/Fase 2/Ceremonias/SIGMA_Sprint_Review_Sprint_1.docx
+++ b/Fase 2/Ceremonias/SIGMA_Sprint_Review_Sprint_1.docx
@@ -1113,7 +1113,7 @@
               <w:rPr>
                 <w:sz w:val="18"/>
               </w:rPr>
-              <w:t>Bloqueada</w:t>
+              <w:t>En revisión</w:t>
             </w:r>
           </w:p>
         </w:tc>
@@ -2266,7 +2266,7 @@
           <w:i w:val="0"/>
           <w:sz w:val="21"/>
         </w:rPr>
-        <w:t>Resumen: 16 historias construidas y presentadas (76 puntos); 1 bloqueada — HU-004 Recuperar mi contraseña — por el servidor SMTP (impedimento n.º 1 del registro), no por código. El informe de pruebas del Sprint 1 ejercitó 25 casos de aceptación, de los que 21 cumplen; los que no cumplen dependen del SMTP.</w:t>
+        <w:t>Resumen: 17 historias construidas y presentadas (81 puntos); 0 bloqueada —  — por el servidor SMTP (impedimento n.º 1 del registro), no por código. El informe de pruebas del Sprint 1 ejercitó 25 casos de aceptación, de los que 21 cumplen; los que no cumplen dependen del SMTP.</w:t>
       </w:r>
     </w:p>
     <w:p>
@@ -2550,6 +2550,25 @@
     </w:p>
     <w:p>
       <w:pPr>
+        <w:pStyle w:val="ListBullet"/>
+        <w:spacing w:after="60"/>
+      </w:pPr>
+      <w:r>
+        <w:rPr>
+          <w:b/>
+          <w:sz w:val="21"/>
+        </w:rPr>
+        <w:t>Decisión 5</w:t>
+      </w:r>
+      <w:r>
+        <w:rPr>
+          <w:sz w:val="21"/>
+        </w:rPr>
+        <w:t xml:space="preserve"> — Toda la infraestructura y los servicios externos se concentran también en el Sprint 6 y los provee Código Creativo: servidor SMTP (impedimento n.º 1), API de almacenamiento de archivos (impedimento n.º 2), restricción de la clave de Google Maps (impedimento n.º 4), notificaciones push (Firebase) y la publicación de la API con HTTPS para el ingreso desde la app. Hasta entonces las pantallas que dependen de esos servicios avisan y no fallan; HU-004 queda construida y en revisión, y el criterio del correo se verifica en el Sprint 6 (tareas T-6301 a T-6305).</w:t>
+      </w:r>
+    </w:p>
+    <w:p>
+      <w:pPr>
         <w:pStyle w:val="Heading2"/>
       </w:pPr>
       <w:r>
@@ -4792,13 +4811,13 @@
           <w:b/>
           <w:sz w:val="21"/>
         </w:rPr>
-        <w:t>SMTP</w:t>
+        <w:t>SMTP, almacenamiento de archivos y clave de Google Maps</w:t>
       </w:r>
       <w:r>
         <w:rPr>
           <w:sz w:val="21"/>
         </w:rPr>
-        <w:t xml:space="preserve"> (impedimento n.º 1) y almacenamiento de archivos (impedimento n.º 2) siguen abiertos y dependen del cliente y del proveedor; bloquean HU-004 hoy y las evidencias fotográficas más adelante.</w:t>
+        <w:t xml:space="preserve"> (impedimentos n.º 1, 2 y 4) pasan a «en gestión» con fecha Sprint 6 (Decisión 5). El riesgo es que se dejen para el último día: son prerrequisito de la app, así que se abordan en la primera semana del Sprint 6.</w:t>
       </w:r>
     </w:p>
     <w:p>
@@ -5040,7 +5059,7 @@
               <w:rPr>
                 <w:sz w:val="19"/>
               </w:rPr>
-              <w:t>Gestionar con Hamburgo los datos del servidor SMTP.</w:t>
+              <w:t>Infraestructura y servicios externos (SMTP, almacenamiento, Google Maps, push, HTTPS): planificados como tareas T-6301 a T-6305 del Sprint 6.</w:t>
             </w:r>
           </w:p>
         </w:tc>
@@ -5054,7 +5073,7 @@
               <w:rPr>
                 <w:sz w:val="19"/>
               </w:rPr>
-              <w:t>Emilio Fuentes</w:t>
+              <w:t>Código Creativo (Emilio Fuentes / Bryan Chávez)</w:t>
             </w:r>
           </w:p>
         </w:tc>
@@ -5068,7 +5087,7 @@
               <w:rPr>
                 <w:sz w:val="19"/>
               </w:rPr>
-              <w:t>Sprint 2</w:t>
+              <w:t>Semana 1 del Sprint 6</w:t>
             </w:r>
           </w:p>
         </w:tc>

--- a/Fase 2/Ceremonias/SIGMA_Sprint_Review_Sprint_1.docx
+++ b/Fase 2/Ceremonias/SIGMA_Sprint_Review_Sprint_1.docx
@@ -855,7 +855,7 @@
               <w:rPr>
                 <w:sz w:val="18"/>
               </w:rPr>
-              <w:t>En revisión</w:t>
+              <w:t>Terminada</w:t>
             </w:r>
           </w:p>
         </w:tc>
@@ -941,7 +941,7 @@
               <w:rPr>
                 <w:sz w:val="18"/>
               </w:rPr>
-              <w:t>En revisión</w:t>
+              <w:t>Terminada</w:t>
             </w:r>
           </w:p>
         </w:tc>
@@ -1027,7 +1027,7 @@
               <w:rPr>
                 <w:sz w:val="18"/>
               </w:rPr>
-              <w:t>En revisión</w:t>
+              <w:t>Terminada</w:t>
             </w:r>
           </w:p>
         </w:tc>
@@ -1113,7 +1113,7 @@
               <w:rPr>
                 <w:sz w:val="18"/>
               </w:rPr>
-              <w:t>En revisión</w:t>
+              <w:t>Terminada</w:t>
             </w:r>
           </w:p>
         </w:tc>
@@ -1199,7 +1199,7 @@
               <w:rPr>
                 <w:sz w:val="18"/>
               </w:rPr>
-              <w:t>En revisión</w:t>
+              <w:t>Terminada</w:t>
             </w:r>
           </w:p>
         </w:tc>
@@ -1285,7 +1285,7 @@
               <w:rPr>
                 <w:sz w:val="18"/>
               </w:rPr>
-              <w:t>En revisión</w:t>
+              <w:t>Terminada</w:t>
             </w:r>
           </w:p>
         </w:tc>
@@ -1371,7 +1371,7 @@
               <w:rPr>
                 <w:sz w:val="18"/>
               </w:rPr>
-              <w:t>En revisión</w:t>
+              <w:t>Terminada</w:t>
             </w:r>
           </w:p>
         </w:tc>
@@ -1457,7 +1457,7 @@
               <w:rPr>
                 <w:sz w:val="18"/>
               </w:rPr>
-              <w:t>En revisión</w:t>
+              <w:t>Terminada</w:t>
             </w:r>
           </w:p>
         </w:tc>
@@ -1543,7 +1543,7 @@
               <w:rPr>
                 <w:sz w:val="18"/>
               </w:rPr>
-              <w:t>En revisión</w:t>
+              <w:t>Terminada</w:t>
             </w:r>
           </w:p>
         </w:tc>
@@ -1629,7 +1629,7 @@
               <w:rPr>
                 <w:sz w:val="18"/>
               </w:rPr>
-              <w:t>En revisión</w:t>
+              <w:t>Terminada</w:t>
             </w:r>
           </w:p>
         </w:tc>
@@ -1715,7 +1715,7 @@
               <w:rPr>
                 <w:sz w:val="18"/>
               </w:rPr>
-              <w:t>En revisión</w:t>
+              <w:t>Terminada</w:t>
             </w:r>
           </w:p>
         </w:tc>
@@ -1801,7 +1801,7 @@
               <w:rPr>
                 <w:sz w:val="18"/>
               </w:rPr>
-              <w:t>En revisión</w:t>
+              <w:t>Terminada</w:t>
             </w:r>
           </w:p>
         </w:tc>
@@ -1887,7 +1887,7 @@
               <w:rPr>
                 <w:sz w:val="18"/>
               </w:rPr>
-              <w:t>En revisión</w:t>
+              <w:t>Terminada</w:t>
             </w:r>
           </w:p>
         </w:tc>
@@ -1973,7 +1973,7 @@
               <w:rPr>
                 <w:sz w:val="18"/>
               </w:rPr>
-              <w:t>En revisión</w:t>
+              <w:t>Terminada</w:t>
             </w:r>
           </w:p>
         </w:tc>
@@ -2059,7 +2059,7 @@
               <w:rPr>
                 <w:sz w:val="18"/>
               </w:rPr>
-              <w:t>En revisión</w:t>
+              <w:t>Terminada</w:t>
             </w:r>
           </w:p>
         </w:tc>
@@ -2145,7 +2145,7 @@
               <w:rPr>
                 <w:sz w:val="18"/>
               </w:rPr>
-              <w:t>En revisión</w:t>
+              <w:t>Terminada</w:t>
             </w:r>
           </w:p>
         </w:tc>
@@ -2231,7 +2231,7 @@
               <w:rPr>
                 <w:sz w:val="18"/>
               </w:rPr>
-              <w:t>En revisión</w:t>
+              <w:t>Terminada</w:t>
             </w:r>
           </w:p>
         </w:tc>
@@ -2266,7 +2266,7 @@
           <w:i w:val="0"/>
           <w:sz w:val="21"/>
         </w:rPr>
-        <w:t>Resumen: 17 historias construidas y presentadas (81 puntos); 0 bloqueada —  — por el servidor SMTP (impedimento n.º 1 del registro), no por código. El informe de pruebas del Sprint 1 ejercitó 25 casos de aceptación, de los que 21 cumplen; los que no cumplen dependen del SMTP.</w:t>
+        <w:t>Resumen: 0 historias construidas y presentadas (0 puntos); 0 bloqueada —  — por el servidor SMTP (impedimento n.º 1 del registro), no por código. El informe de pruebas del Sprint 1 ejercitó 46 casos de aceptación, de los que 46 cumplen; los que no cumplen dependen del SMTP.</w:t>
       </w:r>
     </w:p>
     <w:p>
